--- a/prosedurler/EMS.BY.TL.06.06. Fabric Opening and Tube Cutting Instruction.docx
+++ b/prosedurler/EMS.BY.TL.06.06. Fabric Opening and Tube Cutting Instruction.docx
@@ -1207,7 +1207,7 @@
           <w:sz w:val="24"/>
           <w:szCs w:val="24"/>
         </w:rPr>
-        <w:t xml:space="preserve">TLM-BOY-05 Opening and tube cutting</w:t>
+        <w:t xml:space="preserve">EMS.BY.TL.06.06 Opening and tube cutting</w:t>
       </w:r>
     </w:p>
     <w:p>
@@ -2623,7 +2623,7 @@
           <w:sz w:val="24"/>
           <w:szCs w:val="24"/>
         </w:rPr>
-        <w:t xml:space="preserve">TLM-BOY-05 تعليمات فتح القماش وقص الأنبوب</w:t>
+        <w:t xml:space="preserve">EMS.BY.TL.06.06 تعليمات فتح القماش وقص الأنبوب</w:t>
       </w:r>
     </w:p>
     <w:p>
